--- a/suppl/KNHANES/ml/Hypertriglyceridemia__prediction_KNHANES.docx
+++ b/suppl/KNHANES/ml/Hypertriglyceridemia__prediction_KNHANES.docx
@@ -305,7 +305,12 @@
         <w:pStyle w:val="Heading1"/>
       </w:pPr>
       <w:r>
-        <w:t>Tuning results — best parameters and CV auROC</w:t>
+        <w:t>Tuning and model selection — training-partition cross-validation</w:t>
+      </w:r>
+    </w:p>
+    <w:p>
+      <w:r>
+        <w:t>Hyperparameter search and between-model selection both use these training-partition cross-validated scores. The selection criterion is CV_combined, the mean of the cross-validated auROC and auPRC. The held-out partition is not consulted at this stage.</w:t>
       </w:r>
     </w:p>
     <w:tbl>
@@ -315,14 +320,16 @@
         <w:tblLook w:firstColumn="1" w:firstRow="1" w:lastColumn="0" w:lastRow="0" w:noHBand="0" w:noVBand="1" w:val="04A0"/>
       </w:tblPr>
       <w:tblGrid>
-        <w:gridCol w:w="2880"/>
-        <w:gridCol w:w="2880"/>
-        <w:gridCol w:w="2880"/>
+        <w:gridCol w:w="1728"/>
+        <w:gridCol w:w="1728"/>
+        <w:gridCol w:w="1728"/>
+        <w:gridCol w:w="1728"/>
+        <w:gridCol w:w="1728"/>
       </w:tblGrid>
       <w:tr>
         <w:tc>
           <w:tcPr>
-            <w:tcW w:type="dxa" w:w="2880"/>
+            <w:tcW w:type="dxa" w:w="1728"/>
           </w:tcPr>
           <w:p>
             <w:r>
@@ -332,7 +339,7 @@
         </w:tc>
         <w:tc>
           <w:tcPr>
-            <w:tcW w:type="dxa" w:w="2880"/>
+            <w:tcW w:type="dxa" w:w="1728"/>
           </w:tcPr>
           <w:p>
             <w:r>
@@ -342,7 +349,27 @@
         </w:tc>
         <w:tc>
           <w:tcPr>
-            <w:tcW w:type="dxa" w:w="2880"/>
+            <w:tcW w:type="dxa" w:w="1728"/>
+          </w:tcPr>
+          <w:p>
+            <w:r>
+              <w:t>CV_auPRC</w:t>
+            </w:r>
+          </w:p>
+        </w:tc>
+        <w:tc>
+          <w:tcPr>
+            <w:tcW w:type="dxa" w:w="1728"/>
+          </w:tcPr>
+          <w:p>
+            <w:r>
+              <w:t>CV_combined</w:t>
+            </w:r>
+          </w:p>
+        </w:tc>
+        <w:tc>
+          <w:tcPr>
+            <w:tcW w:type="dxa" w:w="1728"/>
           </w:tcPr>
           <w:p>
             <w:r>
@@ -354,7 +381,7 @@
       <w:tr>
         <w:tc>
           <w:tcPr>
-            <w:tcW w:type="dxa" w:w="2880"/>
+            <w:tcW w:type="dxa" w:w="1728"/>
           </w:tcPr>
           <w:p>
             <w:r>
@@ -364,7 +391,7 @@
         </w:tc>
         <w:tc>
           <w:tcPr>
-            <w:tcW w:type="dxa" w:w="2880"/>
+            <w:tcW w:type="dxa" w:w="1728"/>
           </w:tcPr>
           <w:p>
             <w:r>
@@ -374,7 +401,27 @@
         </w:tc>
         <w:tc>
           <w:tcPr>
-            <w:tcW w:type="dxa" w:w="2880"/>
+            <w:tcW w:type="dxa" w:w="1728"/>
+          </w:tcPr>
+          <w:p>
+            <w:r>
+              <w:t>0.6701</w:t>
+            </w:r>
+          </w:p>
+        </w:tc>
+        <w:tc>
+          <w:tcPr>
+            <w:tcW w:type="dxa" w:w="1728"/>
+          </w:tcPr>
+          <w:p>
+            <w:r>
+              <w:t>0.7603</w:t>
+            </w:r>
+          </w:p>
+        </w:tc>
+        <w:tc>
+          <w:tcPr>
+            <w:tcW w:type="dxa" w:w="1728"/>
           </w:tcPr>
           <w:p>
             <w:r>
@@ -386,7 +433,7 @@
       <w:tr>
         <w:tc>
           <w:tcPr>
-            <w:tcW w:type="dxa" w:w="2880"/>
+            <w:tcW w:type="dxa" w:w="1728"/>
           </w:tcPr>
           <w:p>
             <w:r>
@@ -396,7 +443,7 @@
         </w:tc>
         <w:tc>
           <w:tcPr>
-            <w:tcW w:type="dxa" w:w="2880"/>
+            <w:tcW w:type="dxa" w:w="1728"/>
           </w:tcPr>
           <w:p>
             <w:r>
@@ -406,7 +453,27 @@
         </w:tc>
         <w:tc>
           <w:tcPr>
-            <w:tcW w:type="dxa" w:w="2880"/>
+            <w:tcW w:type="dxa" w:w="1728"/>
+          </w:tcPr>
+          <w:p>
+            <w:r>
+              <w:t>0.759</w:t>
+            </w:r>
+          </w:p>
+        </w:tc>
+        <w:tc>
+          <w:tcPr>
+            <w:tcW w:type="dxa" w:w="1728"/>
+          </w:tcPr>
+          <w:p>
+            <w:r>
+              <w:t>0.8147</w:t>
+            </w:r>
+          </w:p>
+        </w:tc>
+        <w:tc>
+          <w:tcPr>
+            <w:tcW w:type="dxa" w:w="1728"/>
           </w:tcPr>
           <w:p>
             <w:r>
@@ -418,7 +485,7 @@
       <w:tr>
         <w:tc>
           <w:tcPr>
-            <w:tcW w:type="dxa" w:w="2880"/>
+            <w:tcW w:type="dxa" w:w="1728"/>
           </w:tcPr>
           <w:p>
             <w:r>
@@ -428,7 +495,7 @@
         </w:tc>
         <w:tc>
           <w:tcPr>
-            <w:tcW w:type="dxa" w:w="2880"/>
+            <w:tcW w:type="dxa" w:w="1728"/>
           </w:tcPr>
           <w:p>
             <w:r>
@@ -438,7 +505,27 @@
         </w:tc>
         <w:tc>
           <w:tcPr>
-            <w:tcW w:type="dxa" w:w="2880"/>
+            <w:tcW w:type="dxa" w:w="1728"/>
+          </w:tcPr>
+          <w:p>
+            <w:r>
+              <w:t>0.7546</w:t>
+            </w:r>
+          </w:p>
+        </w:tc>
+        <w:tc>
+          <w:tcPr>
+            <w:tcW w:type="dxa" w:w="1728"/>
+          </w:tcPr>
+          <w:p>
+            <w:r>
+              <w:t>0.8124</w:t>
+            </w:r>
+          </w:p>
+        </w:tc>
+        <w:tc>
+          <w:tcPr>
+            <w:tcW w:type="dxa" w:w="1728"/>
           </w:tcPr>
           <w:p>
             <w:r>
@@ -453,7 +540,12 @@
         <w:pStyle w:val="Heading1"/>
       </w:pPr>
       <w:r>
-        <w:t>Full performance metrics (test set)</w:t>
+        <w:t>Held-out performance metrics</w:t>
+      </w:r>
+    </w:p>
+    <w:p>
+      <w:r>
+        <w:t>Reported for every candidate for transparency; only the model selected by CV_combined above is the prespecified final model. Rows are ordered by the CV selection criterion.</w:t>
       </w:r>
     </w:p>
     <w:tbl>
@@ -463,30 +555,31 @@
         <w:tblLook w:firstColumn="1" w:firstRow="1" w:lastColumn="0" w:lastRow="0" w:noHBand="0" w:noVBand="1" w:val="04A0"/>
       </w:tblPr>
       <w:tblGrid>
-        <w:gridCol w:w="455"/>
-        <w:gridCol w:w="455"/>
-        <w:gridCol w:w="455"/>
-        <w:gridCol w:w="455"/>
-        <w:gridCol w:w="455"/>
-        <w:gridCol w:w="455"/>
-        <w:gridCol w:w="455"/>
-        <w:gridCol w:w="455"/>
-        <w:gridCol w:w="455"/>
-        <w:gridCol w:w="455"/>
-        <w:gridCol w:w="455"/>
-        <w:gridCol w:w="455"/>
-        <w:gridCol w:w="455"/>
-        <w:gridCol w:w="455"/>
-        <w:gridCol w:w="455"/>
-        <w:gridCol w:w="455"/>
-        <w:gridCol w:w="455"/>
-        <w:gridCol w:w="455"/>
-        <w:gridCol w:w="455"/>
+        <w:gridCol w:w="432"/>
+        <w:gridCol w:w="432"/>
+        <w:gridCol w:w="432"/>
+        <w:gridCol w:w="432"/>
+        <w:gridCol w:w="432"/>
+        <w:gridCol w:w="432"/>
+        <w:gridCol w:w="432"/>
+        <w:gridCol w:w="432"/>
+        <w:gridCol w:w="432"/>
+        <w:gridCol w:w="432"/>
+        <w:gridCol w:w="432"/>
+        <w:gridCol w:w="432"/>
+        <w:gridCol w:w="432"/>
+        <w:gridCol w:w="432"/>
+        <w:gridCol w:w="432"/>
+        <w:gridCol w:w="432"/>
+        <w:gridCol w:w="432"/>
+        <w:gridCol w:w="432"/>
+        <w:gridCol w:w="432"/>
+        <w:gridCol w:w="432"/>
       </w:tblGrid>
       <w:tr>
         <w:tc>
           <w:tcPr>
-            <w:tcW w:type="dxa" w:w="455"/>
+            <w:tcW w:type="dxa" w:w="432"/>
           </w:tcPr>
           <w:p>
             <w:r>
@@ -496,7 +589,17 @@
         </w:tc>
         <w:tc>
           <w:tcPr>
-            <w:tcW w:type="dxa" w:w="455"/>
+            <w:tcW w:type="dxa" w:w="432"/>
+          </w:tcPr>
+          <w:p>
+            <w:r>
+              <w:t>CV_combined</w:t>
+            </w:r>
+          </w:p>
+        </w:tc>
+        <w:tc>
+          <w:tcPr>
+            <w:tcW w:type="dxa" w:w="432"/>
           </w:tcPr>
           <w:p>
             <w:r>
@@ -506,7 +609,7 @@
         </w:tc>
         <w:tc>
           <w:tcPr>
-            <w:tcW w:type="dxa" w:w="455"/>
+            <w:tcW w:type="dxa" w:w="432"/>
           </w:tcPr>
           <w:p>
             <w:r>
@@ -516,7 +619,7 @@
         </w:tc>
         <w:tc>
           <w:tcPr>
-            <w:tcW w:type="dxa" w:w="455"/>
+            <w:tcW w:type="dxa" w:w="432"/>
           </w:tcPr>
           <w:p>
             <w:r>
@@ -526,7 +629,7 @@
         </w:tc>
         <w:tc>
           <w:tcPr>
-            <w:tcW w:type="dxa" w:w="455"/>
+            <w:tcW w:type="dxa" w:w="432"/>
           </w:tcPr>
           <w:p>
             <w:r>
@@ -536,7 +639,7 @@
         </w:tc>
         <w:tc>
           <w:tcPr>
-            <w:tcW w:type="dxa" w:w="455"/>
+            <w:tcW w:type="dxa" w:w="432"/>
           </w:tcPr>
           <w:p>
             <w:r>
@@ -546,7 +649,7 @@
         </w:tc>
         <w:tc>
           <w:tcPr>
-            <w:tcW w:type="dxa" w:w="455"/>
+            <w:tcW w:type="dxa" w:w="432"/>
           </w:tcPr>
           <w:p>
             <w:r>
@@ -556,7 +659,7 @@
         </w:tc>
         <w:tc>
           <w:tcPr>
-            <w:tcW w:type="dxa" w:w="455"/>
+            <w:tcW w:type="dxa" w:w="432"/>
           </w:tcPr>
           <w:p>
             <w:r>
@@ -566,7 +669,7 @@
         </w:tc>
         <w:tc>
           <w:tcPr>
-            <w:tcW w:type="dxa" w:w="455"/>
+            <w:tcW w:type="dxa" w:w="432"/>
           </w:tcPr>
           <w:p>
             <w:r>
@@ -576,7 +679,7 @@
         </w:tc>
         <w:tc>
           <w:tcPr>
-            <w:tcW w:type="dxa" w:w="455"/>
+            <w:tcW w:type="dxa" w:w="432"/>
           </w:tcPr>
           <w:p>
             <w:r>
@@ -586,7 +689,7 @@
         </w:tc>
         <w:tc>
           <w:tcPr>
-            <w:tcW w:type="dxa" w:w="455"/>
+            <w:tcW w:type="dxa" w:w="432"/>
           </w:tcPr>
           <w:p>
             <w:r>
@@ -596,7 +699,7 @@
         </w:tc>
         <w:tc>
           <w:tcPr>
-            <w:tcW w:type="dxa" w:w="455"/>
+            <w:tcW w:type="dxa" w:w="432"/>
           </w:tcPr>
           <w:p>
             <w:r>
@@ -606,7 +709,7 @@
         </w:tc>
         <w:tc>
           <w:tcPr>
-            <w:tcW w:type="dxa" w:w="455"/>
+            <w:tcW w:type="dxa" w:w="432"/>
           </w:tcPr>
           <w:p>
             <w:r>
@@ -616,7 +719,7 @@
         </w:tc>
         <w:tc>
           <w:tcPr>
-            <w:tcW w:type="dxa" w:w="455"/>
+            <w:tcW w:type="dxa" w:w="432"/>
           </w:tcPr>
           <w:p>
             <w:r>
@@ -626,7 +729,7 @@
         </w:tc>
         <w:tc>
           <w:tcPr>
-            <w:tcW w:type="dxa" w:w="455"/>
+            <w:tcW w:type="dxa" w:w="432"/>
           </w:tcPr>
           <w:p>
             <w:r>
@@ -636,7 +739,7 @@
         </w:tc>
         <w:tc>
           <w:tcPr>
-            <w:tcW w:type="dxa" w:w="455"/>
+            <w:tcW w:type="dxa" w:w="432"/>
           </w:tcPr>
           <w:p>
             <w:r>
@@ -646,7 +749,7 @@
         </w:tc>
         <w:tc>
           <w:tcPr>
-            <w:tcW w:type="dxa" w:w="455"/>
+            <w:tcW w:type="dxa" w:w="432"/>
           </w:tcPr>
           <w:p>
             <w:r>
@@ -656,7 +759,7 @@
         </w:tc>
         <w:tc>
           <w:tcPr>
-            <w:tcW w:type="dxa" w:w="455"/>
+            <w:tcW w:type="dxa" w:w="432"/>
           </w:tcPr>
           <w:p>
             <w:r>
@@ -666,7 +769,7 @@
         </w:tc>
         <w:tc>
           <w:tcPr>
-            <w:tcW w:type="dxa" w:w="455"/>
+            <w:tcW w:type="dxa" w:w="432"/>
           </w:tcPr>
           <w:p>
             <w:r>
@@ -678,7 +781,209 @@
       <w:tr>
         <w:tc>
           <w:tcPr>
-            <w:tcW w:type="dxa" w:w="455"/>
+            <w:tcW w:type="dxa" w:w="432"/>
+          </w:tcPr>
+          <w:p>
+            <w:r>
+              <w:t>HistGradientBoosting</w:t>
+            </w:r>
+          </w:p>
+        </w:tc>
+        <w:tc>
+          <w:tcPr>
+            <w:tcW w:type="dxa" w:w="432"/>
+          </w:tcPr>
+          <w:p>
+            <w:r>
+              <w:t>0.8147</w:t>
+            </w:r>
+          </w:p>
+        </w:tc>
+        <w:tc>
+          <w:tcPr>
+            <w:tcW w:type="dxa" w:w="432"/>
+          </w:tcPr>
+          <w:p>
+            <w:r>
+              <w:t>305</w:t>
+            </w:r>
+          </w:p>
+        </w:tc>
+        <w:tc>
+          <w:tcPr>
+            <w:tcW w:type="dxa" w:w="432"/>
+          </w:tcPr>
+          <w:p>
+            <w:r>
+              <w:t>1203</w:t>
+            </w:r>
+          </w:p>
+        </w:tc>
+        <w:tc>
+          <w:tcPr>
+            <w:tcW w:type="dxa" w:w="432"/>
+          </w:tcPr>
+          <w:p>
+            <w:r>
+              <w:t>95</w:t>
+            </w:r>
+          </w:p>
+        </w:tc>
+        <w:tc>
+          <w:tcPr>
+            <w:tcW w:type="dxa" w:w="432"/>
+          </w:tcPr>
+          <w:p>
+            <w:r>
+              <w:t>197</w:t>
+            </w:r>
+          </w:p>
+        </w:tc>
+        <w:tc>
+          <w:tcPr>
+            <w:tcW w:type="dxa" w:w="432"/>
+          </w:tcPr>
+          <w:p>
+            <w:r>
+              <w:t>0.6076</w:t>
+            </w:r>
+          </w:p>
+        </w:tc>
+        <w:tc>
+          <w:tcPr>
+            <w:tcW w:type="dxa" w:w="432"/>
+          </w:tcPr>
+          <w:p>
+            <w:r>
+              <w:t>0.9268</w:t>
+            </w:r>
+          </w:p>
+        </w:tc>
+        <w:tc>
+          <w:tcPr>
+            <w:tcW w:type="dxa" w:w="432"/>
+          </w:tcPr>
+          <w:p>
+            <w:r>
+              <w:t>0.7625</w:t>
+            </w:r>
+          </w:p>
+        </w:tc>
+        <w:tc>
+          <w:tcPr>
+            <w:tcW w:type="dxa" w:w="432"/>
+          </w:tcPr>
+          <w:p>
+            <w:r>
+              <w:t>0.8593</w:t>
+            </w:r>
+          </w:p>
+        </w:tc>
+        <w:tc>
+          <w:tcPr>
+            <w:tcW w:type="dxa" w:w="432"/>
+          </w:tcPr>
+          <w:p>
+            <w:r>
+              <w:t>0.8378</w:t>
+            </w:r>
+          </w:p>
+        </w:tc>
+        <w:tc>
+          <w:tcPr>
+            <w:tcW w:type="dxa" w:w="432"/>
+          </w:tcPr>
+          <w:p>
+            <w:r>
+              <w:t>0.7672</w:t>
+            </w:r>
+          </w:p>
+        </w:tc>
+        <w:tc>
+          <w:tcPr>
+            <w:tcW w:type="dxa" w:w="432"/>
+          </w:tcPr>
+          <w:p>
+            <w:r>
+              <w:t>0.6763</w:t>
+            </w:r>
+          </w:p>
+        </w:tc>
+        <w:tc>
+          <w:tcPr>
+            <w:tcW w:type="dxa" w:w="432"/>
+          </w:tcPr>
+          <w:p>
+            <w:r>
+              <w:t>0.5764</w:t>
+            </w:r>
+          </w:p>
+        </w:tc>
+        <w:tc>
+          <w:tcPr>
+            <w:tcW w:type="dxa" w:w="432"/>
+          </w:tcPr>
+          <w:p>
+            <w:r>
+              <w:t>0.5699</w:t>
+            </w:r>
+          </w:p>
+        </w:tc>
+        <w:tc>
+          <w:tcPr>
+            <w:tcW w:type="dxa" w:w="432"/>
+          </w:tcPr>
+          <w:p>
+            <w:r>
+              <w:t>0.8948</w:t>
+            </w:r>
+          </w:p>
+        </w:tc>
+        <w:tc>
+          <w:tcPr>
+            <w:tcW w:type="dxa" w:w="432"/>
+          </w:tcPr>
+          <w:p>
+            <w:r>
+              <w:t>0.7991</w:t>
+            </w:r>
+          </w:p>
+        </w:tc>
+        <w:tc>
+          <w:tcPr>
+            <w:tcW w:type="dxa" w:w="432"/>
+          </w:tcPr>
+          <w:p>
+            <w:r>
+              <w:t>0.3519</w:t>
+            </w:r>
+          </w:p>
+        </w:tc>
+        <w:tc>
+          <w:tcPr>
+            <w:tcW w:type="dxa" w:w="432"/>
+          </w:tcPr>
+          <w:p>
+            <w:r>
+              <w:t>0.112</w:t>
+            </w:r>
+          </w:p>
+        </w:tc>
+        <w:tc>
+          <w:tcPr>
+            <w:tcW w:type="dxa" w:w="432"/>
+          </w:tcPr>
+          <w:p>
+            <w:r>
+              <w:t>0.8469</w:t>
+            </w:r>
+          </w:p>
+        </w:tc>
+      </w:tr>
+      <w:tr>
+        <w:tc>
+          <w:tcPr>
+            <w:tcW w:type="dxa" w:w="432"/>
           </w:tcPr>
           <w:p>
             <w:r>
@@ -688,7 +993,17 @@
         </w:tc>
         <w:tc>
           <w:tcPr>
-            <w:tcW w:type="dxa" w:w="455"/>
+            <w:tcW w:type="dxa" w:w="432"/>
+          </w:tcPr>
+          <w:p>
+            <w:r>
+              <w:t>0.8124</w:t>
+            </w:r>
+          </w:p>
+        </w:tc>
+        <w:tc>
+          <w:tcPr>
+            <w:tcW w:type="dxa" w:w="432"/>
           </w:tcPr>
           <w:p>
             <w:r>
@@ -698,7 +1013,7 @@
         </w:tc>
         <w:tc>
           <w:tcPr>
-            <w:tcW w:type="dxa" w:w="455"/>
+            <w:tcW w:type="dxa" w:w="432"/>
           </w:tcPr>
           <w:p>
             <w:r>
@@ -708,7 +1023,7 @@
         </w:tc>
         <w:tc>
           <w:tcPr>
-            <w:tcW w:type="dxa" w:w="455"/>
+            <w:tcW w:type="dxa" w:w="432"/>
           </w:tcPr>
           <w:p>
             <w:r>
@@ -718,7 +1033,7 @@
         </w:tc>
         <w:tc>
           <w:tcPr>
-            <w:tcW w:type="dxa" w:w="455"/>
+            <w:tcW w:type="dxa" w:w="432"/>
           </w:tcPr>
           <w:p>
             <w:r>
@@ -728,7 +1043,7 @@
         </w:tc>
         <w:tc>
           <w:tcPr>
-            <w:tcW w:type="dxa" w:w="455"/>
+            <w:tcW w:type="dxa" w:w="432"/>
           </w:tcPr>
           <w:p>
             <w:r>
@@ -738,7 +1053,7 @@
         </w:tc>
         <w:tc>
           <w:tcPr>
-            <w:tcW w:type="dxa" w:w="455"/>
+            <w:tcW w:type="dxa" w:w="432"/>
           </w:tcPr>
           <w:p>
             <w:r>
@@ -748,7 +1063,7 @@
         </w:tc>
         <w:tc>
           <w:tcPr>
-            <w:tcW w:type="dxa" w:w="455"/>
+            <w:tcW w:type="dxa" w:w="432"/>
           </w:tcPr>
           <w:p>
             <w:r>
@@ -758,7 +1073,7 @@
         </w:tc>
         <w:tc>
           <w:tcPr>
-            <w:tcW w:type="dxa" w:w="455"/>
+            <w:tcW w:type="dxa" w:w="432"/>
           </w:tcPr>
           <w:p>
             <w:r>
@@ -768,7 +1083,7 @@
         </w:tc>
         <w:tc>
           <w:tcPr>
-            <w:tcW w:type="dxa" w:w="455"/>
+            <w:tcW w:type="dxa" w:w="432"/>
           </w:tcPr>
           <w:p>
             <w:r>
@@ -778,7 +1093,7 @@
         </w:tc>
         <w:tc>
           <w:tcPr>
-            <w:tcW w:type="dxa" w:w="455"/>
+            <w:tcW w:type="dxa" w:w="432"/>
           </w:tcPr>
           <w:p>
             <w:r>
@@ -788,7 +1103,7 @@
         </w:tc>
         <w:tc>
           <w:tcPr>
-            <w:tcW w:type="dxa" w:w="455"/>
+            <w:tcW w:type="dxa" w:w="432"/>
           </w:tcPr>
           <w:p>
             <w:r>
@@ -798,7 +1113,7 @@
         </w:tc>
         <w:tc>
           <w:tcPr>
-            <w:tcW w:type="dxa" w:w="455"/>
+            <w:tcW w:type="dxa" w:w="432"/>
           </w:tcPr>
           <w:p>
             <w:r>
@@ -808,7 +1123,7 @@
         </w:tc>
         <w:tc>
           <w:tcPr>
-            <w:tcW w:type="dxa" w:w="455"/>
+            <w:tcW w:type="dxa" w:w="432"/>
           </w:tcPr>
           <w:p>
             <w:r>
@@ -818,7 +1133,7 @@
         </w:tc>
         <w:tc>
           <w:tcPr>
-            <w:tcW w:type="dxa" w:w="455"/>
+            <w:tcW w:type="dxa" w:w="432"/>
           </w:tcPr>
           <w:p>
             <w:r>
@@ -828,7 +1143,7 @@
         </w:tc>
         <w:tc>
           <w:tcPr>
-            <w:tcW w:type="dxa" w:w="455"/>
+            <w:tcW w:type="dxa" w:w="432"/>
           </w:tcPr>
           <w:p>
             <w:r>
@@ -838,7 +1153,7 @@
         </w:tc>
         <w:tc>
           <w:tcPr>
-            <w:tcW w:type="dxa" w:w="455"/>
+            <w:tcW w:type="dxa" w:w="432"/>
           </w:tcPr>
           <w:p>
             <w:r>
@@ -848,7 +1163,7 @@
         </w:tc>
         <w:tc>
           <w:tcPr>
-            <w:tcW w:type="dxa" w:w="455"/>
+            <w:tcW w:type="dxa" w:w="432"/>
           </w:tcPr>
           <w:p>
             <w:r>
@@ -858,7 +1173,7 @@
         </w:tc>
         <w:tc>
           <w:tcPr>
-            <w:tcW w:type="dxa" w:w="455"/>
+            <w:tcW w:type="dxa" w:w="432"/>
           </w:tcPr>
           <w:p>
             <w:r>
@@ -870,199 +1185,7 @@
       <w:tr>
         <w:tc>
           <w:tcPr>
-            <w:tcW w:type="dxa" w:w="455"/>
-          </w:tcPr>
-          <w:p>
-            <w:r>
-              <w:t>HistGradientBoosting</w:t>
-            </w:r>
-          </w:p>
-        </w:tc>
-        <w:tc>
-          <w:tcPr>
-            <w:tcW w:type="dxa" w:w="455"/>
-          </w:tcPr>
-          <w:p>
-            <w:r>
-              <w:t>305</w:t>
-            </w:r>
-          </w:p>
-        </w:tc>
-        <w:tc>
-          <w:tcPr>
-            <w:tcW w:type="dxa" w:w="455"/>
-          </w:tcPr>
-          <w:p>
-            <w:r>
-              <w:t>1203</w:t>
-            </w:r>
-          </w:p>
-        </w:tc>
-        <w:tc>
-          <w:tcPr>
-            <w:tcW w:type="dxa" w:w="455"/>
-          </w:tcPr>
-          <w:p>
-            <w:r>
-              <w:t>95</w:t>
-            </w:r>
-          </w:p>
-        </w:tc>
-        <w:tc>
-          <w:tcPr>
-            <w:tcW w:type="dxa" w:w="455"/>
-          </w:tcPr>
-          <w:p>
-            <w:r>
-              <w:t>197</w:t>
-            </w:r>
-          </w:p>
-        </w:tc>
-        <w:tc>
-          <w:tcPr>
-            <w:tcW w:type="dxa" w:w="455"/>
-          </w:tcPr>
-          <w:p>
-            <w:r>
-              <w:t>0.6076</w:t>
-            </w:r>
-          </w:p>
-        </w:tc>
-        <w:tc>
-          <w:tcPr>
-            <w:tcW w:type="dxa" w:w="455"/>
-          </w:tcPr>
-          <w:p>
-            <w:r>
-              <w:t>0.9268</w:t>
-            </w:r>
-          </w:p>
-        </w:tc>
-        <w:tc>
-          <w:tcPr>
-            <w:tcW w:type="dxa" w:w="455"/>
-          </w:tcPr>
-          <w:p>
-            <w:r>
-              <w:t>0.7625</w:t>
-            </w:r>
-          </w:p>
-        </w:tc>
-        <w:tc>
-          <w:tcPr>
-            <w:tcW w:type="dxa" w:w="455"/>
-          </w:tcPr>
-          <w:p>
-            <w:r>
-              <w:t>0.8593</w:t>
-            </w:r>
-          </w:p>
-        </w:tc>
-        <w:tc>
-          <w:tcPr>
-            <w:tcW w:type="dxa" w:w="455"/>
-          </w:tcPr>
-          <w:p>
-            <w:r>
-              <w:t>0.8378</w:t>
-            </w:r>
-          </w:p>
-        </w:tc>
-        <w:tc>
-          <w:tcPr>
-            <w:tcW w:type="dxa" w:w="455"/>
-          </w:tcPr>
-          <w:p>
-            <w:r>
-              <w:t>0.7672</w:t>
-            </w:r>
-          </w:p>
-        </w:tc>
-        <w:tc>
-          <w:tcPr>
-            <w:tcW w:type="dxa" w:w="455"/>
-          </w:tcPr>
-          <w:p>
-            <w:r>
-              <w:t>0.6763</w:t>
-            </w:r>
-          </w:p>
-        </w:tc>
-        <w:tc>
-          <w:tcPr>
-            <w:tcW w:type="dxa" w:w="455"/>
-          </w:tcPr>
-          <w:p>
-            <w:r>
-              <w:t>0.5764</w:t>
-            </w:r>
-          </w:p>
-        </w:tc>
-        <w:tc>
-          <w:tcPr>
-            <w:tcW w:type="dxa" w:w="455"/>
-          </w:tcPr>
-          <w:p>
-            <w:r>
-              <w:t>0.5699</w:t>
-            </w:r>
-          </w:p>
-        </w:tc>
-        <w:tc>
-          <w:tcPr>
-            <w:tcW w:type="dxa" w:w="455"/>
-          </w:tcPr>
-          <w:p>
-            <w:r>
-              <w:t>0.8948</w:t>
-            </w:r>
-          </w:p>
-        </w:tc>
-        <w:tc>
-          <w:tcPr>
-            <w:tcW w:type="dxa" w:w="455"/>
-          </w:tcPr>
-          <w:p>
-            <w:r>
-              <w:t>0.7991</w:t>
-            </w:r>
-          </w:p>
-        </w:tc>
-        <w:tc>
-          <w:tcPr>
-            <w:tcW w:type="dxa" w:w="455"/>
-          </w:tcPr>
-          <w:p>
-            <w:r>
-              <w:t>0.3519</w:t>
-            </w:r>
-          </w:p>
-        </w:tc>
-        <w:tc>
-          <w:tcPr>
-            <w:tcW w:type="dxa" w:w="455"/>
-          </w:tcPr>
-          <w:p>
-            <w:r>
-              <w:t>0.112</w:t>
-            </w:r>
-          </w:p>
-        </w:tc>
-        <w:tc>
-          <w:tcPr>
-            <w:tcW w:type="dxa" w:w="455"/>
-          </w:tcPr>
-          <w:p>
-            <w:r>
-              <w:t>0.8469</w:t>
-            </w:r>
-          </w:p>
-        </w:tc>
-      </w:tr>
-      <w:tr>
-        <w:tc>
-          <w:tcPr>
-            <w:tcW w:type="dxa" w:w="455"/>
+            <w:tcW w:type="dxa" w:w="432"/>
           </w:tcPr>
           <w:p>
             <w:r>
@@ -1072,7 +1195,17 @@
         </w:tc>
         <w:tc>
           <w:tcPr>
-            <w:tcW w:type="dxa" w:w="455"/>
+            <w:tcW w:type="dxa" w:w="432"/>
+          </w:tcPr>
+          <w:p>
+            <w:r>
+              <w:t>0.7603</w:t>
+            </w:r>
+          </w:p>
+        </w:tc>
+        <w:tc>
+          <w:tcPr>
+            <w:tcW w:type="dxa" w:w="432"/>
           </w:tcPr>
           <w:p>
             <w:r>
@@ -1082,7 +1215,7 @@
         </w:tc>
         <w:tc>
           <w:tcPr>
-            <w:tcW w:type="dxa" w:w="455"/>
+            <w:tcW w:type="dxa" w:w="432"/>
           </w:tcPr>
           <w:p>
             <w:r>
@@ -1092,7 +1225,7 @@
         </w:tc>
         <w:tc>
           <w:tcPr>
-            <w:tcW w:type="dxa" w:w="455"/>
+            <w:tcW w:type="dxa" w:w="432"/>
           </w:tcPr>
           <w:p>
             <w:r>
@@ -1102,7 +1235,7 @@
         </w:tc>
         <w:tc>
           <w:tcPr>
-            <w:tcW w:type="dxa" w:w="455"/>
+            <w:tcW w:type="dxa" w:w="432"/>
           </w:tcPr>
           <w:p>
             <w:r>
@@ -1112,7 +1245,7 @@
         </w:tc>
         <w:tc>
           <w:tcPr>
-            <w:tcW w:type="dxa" w:w="455"/>
+            <w:tcW w:type="dxa" w:w="432"/>
           </w:tcPr>
           <w:p>
             <w:r>
@@ -1122,7 +1255,7 @@
         </w:tc>
         <w:tc>
           <w:tcPr>
-            <w:tcW w:type="dxa" w:w="455"/>
+            <w:tcW w:type="dxa" w:w="432"/>
           </w:tcPr>
           <w:p>
             <w:r>
@@ -1132,7 +1265,7 @@
         </w:tc>
         <w:tc>
           <w:tcPr>
-            <w:tcW w:type="dxa" w:w="455"/>
+            <w:tcW w:type="dxa" w:w="432"/>
           </w:tcPr>
           <w:p>
             <w:r>
@@ -1142,7 +1275,7 @@
         </w:tc>
         <w:tc>
           <w:tcPr>
-            <w:tcW w:type="dxa" w:w="455"/>
+            <w:tcW w:type="dxa" w:w="432"/>
           </w:tcPr>
           <w:p>
             <w:r>
@@ -1152,7 +1285,7 @@
         </w:tc>
         <w:tc>
           <w:tcPr>
-            <w:tcW w:type="dxa" w:w="455"/>
+            <w:tcW w:type="dxa" w:w="432"/>
           </w:tcPr>
           <w:p>
             <w:r>
@@ -1162,7 +1295,7 @@
         </w:tc>
         <w:tc>
           <w:tcPr>
-            <w:tcW w:type="dxa" w:w="455"/>
+            <w:tcW w:type="dxa" w:w="432"/>
           </w:tcPr>
           <w:p>
             <w:r>
@@ -1172,7 +1305,7 @@
         </w:tc>
         <w:tc>
           <w:tcPr>
-            <w:tcW w:type="dxa" w:w="455"/>
+            <w:tcW w:type="dxa" w:w="432"/>
           </w:tcPr>
           <w:p>
             <w:r>
@@ -1182,7 +1315,7 @@
         </w:tc>
         <w:tc>
           <w:tcPr>
-            <w:tcW w:type="dxa" w:w="455"/>
+            <w:tcW w:type="dxa" w:w="432"/>
           </w:tcPr>
           <w:p>
             <w:r>
@@ -1192,7 +1325,7 @@
         </w:tc>
         <w:tc>
           <w:tcPr>
-            <w:tcW w:type="dxa" w:w="455"/>
+            <w:tcW w:type="dxa" w:w="432"/>
           </w:tcPr>
           <w:p>
             <w:r>
@@ -1202,17 +1335,17 @@
         </w:tc>
         <w:tc>
           <w:tcPr>
-            <w:tcW w:type="dxa" w:w="455"/>
+            <w:tcW w:type="dxa" w:w="432"/>
           </w:tcPr>
           <w:p>
             <w:r>
-              <w:t>0.8581</w:t>
+              <w:t>0.858</w:t>
             </w:r>
           </w:p>
         </w:tc>
         <w:tc>
           <w:tcPr>
-            <w:tcW w:type="dxa" w:w="455"/>
+            <w:tcW w:type="dxa" w:w="432"/>
           </w:tcPr>
           <w:p>
             <w:r>
@@ -1222,7 +1355,7 @@
         </w:tc>
         <w:tc>
           <w:tcPr>
-            <w:tcW w:type="dxa" w:w="455"/>
+            <w:tcW w:type="dxa" w:w="432"/>
           </w:tcPr>
           <w:p>
             <w:r>
@@ -1232,7 +1365,7 @@
         </w:tc>
         <w:tc>
           <w:tcPr>
-            <w:tcW w:type="dxa" w:w="455"/>
+            <w:tcW w:type="dxa" w:w="432"/>
           </w:tcPr>
           <w:p>
             <w:r>
@@ -1242,7 +1375,7 @@
         </w:tc>
         <w:tc>
           <w:tcPr>
-            <w:tcW w:type="dxa" w:w="455"/>
+            <w:tcW w:type="dxa" w:w="432"/>
           </w:tcPr>
           <w:p>
             <w:r>
@@ -1301,12 +1434,12 @@
         <w:pStyle w:val="Heading1"/>
       </w:pPr>
       <w:r>
-        <w:t>Selected final model — XGBoost (combined=0.8482)</w:t>
+        <w:t>Selected final model — HistGradientBoosting (CV combined=0.8147; held-out auROC=0.8948)</w:t>
       </w:r>
     </w:p>
     <w:p>
       <w:r>
-        <w:t>Among 3 candidate models, XGBoost achieved the highest combined score, with an area under the receiver operating characteristic curve of 0.8959 and area under the precision-recall curve of 0.8005.</w:t>
+        <w:t>Among 3 candidate models, HistGradientBoosting achieved the highest cross-validated combined score (0.8147) within the training partition and was selected on that basis. Refitted on the complete training partition and evaluated once on the untouched held-out partition, it reached an area under the receiver operating characteristic curve of 0.8948 and an area under the precision-recall curve of 0.7991.</w:t>
       </w:r>
     </w:p>
     <w:p>
@@ -1465,7 +1598,7 @@
           </w:tcPr>
           <w:p>
             <w:r>
-              <w:t>480.0</w:t>
+              <w:t>475.0</w:t>
             </w:r>
           </w:p>
         </w:tc>
@@ -1475,7 +1608,7 @@
           </w:tcPr>
           <w:p>
             <w:r>
-              <w:t>725.0</w:t>
+              <w:t>751.0</w:t>
             </w:r>
           </w:p>
         </w:tc>
@@ -1485,7 +1618,7 @@
           </w:tcPr>
           <w:p>
             <w:r>
-              <w:t>573.0</w:t>
+              <w:t>547.0</w:t>
             </w:r>
           </w:p>
         </w:tc>
@@ -1495,7 +1628,7 @@
           </w:tcPr>
           <w:p>
             <w:r>
-              <w:t>22.0</w:t>
+              <w:t>27.0</w:t>
             </w:r>
           </w:p>
         </w:tc>
@@ -1505,7 +1638,7 @@
           </w:tcPr>
           <w:p>
             <w:r>
-              <w:t>0.956</w:t>
+              <w:t>0.946</w:t>
             </w:r>
           </w:p>
         </w:tc>
@@ -1515,7 +1648,7 @@
           </w:tcPr>
           <w:p>
             <w:r>
-              <w:t>0.559</w:t>
+              <w:t>0.579</w:t>
             </w:r>
           </w:p>
         </w:tc>
@@ -1525,7 +1658,7 @@
           </w:tcPr>
           <w:p>
             <w:r>
-              <w:t>0.456</w:t>
+              <w:t>0.465</w:t>
             </w:r>
           </w:p>
         </w:tc>
@@ -1535,7 +1668,7 @@
           </w:tcPr>
           <w:p>
             <w:r>
-              <w:t>0.971</w:t>
+              <w:t>0.965</w:t>
             </w:r>
           </w:p>
         </w:tc>
@@ -1545,7 +1678,7 @@
           </w:tcPr>
           <w:p>
             <w:r>
-              <w:t>0.617</w:t>
+              <w:t>0.623</w:t>
             </w:r>
           </w:p>
         </w:tc>
@@ -1555,7 +1688,7 @@
           </w:tcPr>
           <w:p>
             <w:r>
-              <w:t>0.669</w:t>
+              <w:t>0.681</w:t>
             </w:r>
           </w:p>
         </w:tc>
@@ -1577,7 +1710,7 @@
           </w:tcPr>
           <w:p>
             <w:r>
-              <w:t>442.0</w:t>
+              <w:t>434.0</w:t>
             </w:r>
           </w:p>
         </w:tc>
@@ -1587,7 +1720,7 @@
           </w:tcPr>
           <w:p>
             <w:r>
-              <w:t>936.0</w:t>
+              <w:t>947.0</w:t>
             </w:r>
           </w:p>
         </w:tc>
@@ -1597,7 +1730,7 @@
           </w:tcPr>
           <w:p>
             <w:r>
-              <w:t>362.0</w:t>
+              <w:t>351.0</w:t>
             </w:r>
           </w:p>
         </w:tc>
@@ -1607,7 +1740,7 @@
           </w:tcPr>
           <w:p>
             <w:r>
-              <w:t>60.0</w:t>
+              <w:t>68.0</w:t>
             </w:r>
           </w:p>
         </w:tc>
@@ -1617,7 +1750,7 @@
           </w:tcPr>
           <w:p>
             <w:r>
-              <w:t>0.88</w:t>
+              <w:t>0.865</w:t>
             </w:r>
           </w:p>
         </w:tc>
@@ -1627,7 +1760,7 @@
           </w:tcPr>
           <w:p>
             <w:r>
-              <w:t>0.721</w:t>
+              <w:t>0.73</w:t>
             </w:r>
           </w:p>
         </w:tc>
@@ -1637,7 +1770,7 @@
           </w:tcPr>
           <w:p>
             <w:r>
-              <w:t>0.55</w:t>
+              <w:t>0.553</w:t>
             </w:r>
           </w:p>
         </w:tc>
@@ -1647,7 +1780,7 @@
           </w:tcPr>
           <w:p>
             <w:r>
-              <w:t>0.94</w:t>
+              <w:t>0.933</w:t>
             </w:r>
           </w:p>
         </w:tc>
@@ -1657,7 +1790,7 @@
           </w:tcPr>
           <w:p>
             <w:r>
-              <w:t>0.677</w:t>
+              <w:t>0.674</w:t>
             </w:r>
           </w:p>
         </w:tc>
@@ -1667,7 +1800,7 @@
           </w:tcPr>
           <w:p>
             <w:r>
-              <w:t>0.766</w:t>
+              <w:t>0.767</w:t>
             </w:r>
           </w:p>
         </w:tc>
@@ -1689,7 +1822,7 @@
           </w:tcPr>
           <w:p>
             <w:r>
-              <w:t>399.0</w:t>
+              <w:t>403.0</w:t>
             </w:r>
           </w:p>
         </w:tc>
@@ -1699,7 +1832,7 @@
           </w:tcPr>
           <w:p>
             <w:r>
-              <w:t>1063.0</w:t>
+              <w:t>1070.0</w:t>
             </w:r>
           </w:p>
         </w:tc>
@@ -1709,7 +1842,7 @@
           </w:tcPr>
           <w:p>
             <w:r>
-              <w:t>235.0</w:t>
+              <w:t>228.0</w:t>
             </w:r>
           </w:p>
         </w:tc>
@@ -1719,7 +1852,7 @@
           </w:tcPr>
           <w:p>
             <w:r>
-              <w:t>103.0</w:t>
+              <w:t>99.0</w:t>
             </w:r>
           </w:p>
         </w:tc>
@@ -1729,7 +1862,7 @@
           </w:tcPr>
           <w:p>
             <w:r>
-              <w:t>0.795</w:t>
+              <w:t>0.803</w:t>
             </w:r>
           </w:p>
         </w:tc>
@@ -1739,7 +1872,7 @@
           </w:tcPr>
           <w:p>
             <w:r>
-              <w:t>0.819</w:t>
+              <w:t>0.824</w:t>
             </w:r>
           </w:p>
         </w:tc>
@@ -1749,7 +1882,7 @@
           </w:tcPr>
           <w:p>
             <w:r>
-              <w:t>0.629</w:t>
+              <w:t>0.639</w:t>
             </w:r>
           </w:p>
         </w:tc>
@@ -1759,7 +1892,7 @@
           </w:tcPr>
           <w:p>
             <w:r>
-              <w:t>0.912</w:t>
+              <w:t>0.915</w:t>
             </w:r>
           </w:p>
         </w:tc>
@@ -1769,7 +1902,7 @@
           </w:tcPr>
           <w:p>
             <w:r>
-              <w:t>0.702</w:t>
+              <w:t>0.711</w:t>
             </w:r>
           </w:p>
         </w:tc>
@@ -1779,7 +1912,7 @@
           </w:tcPr>
           <w:p>
             <w:r>
-              <w:t>0.812</w:t>
+              <w:t>0.818</w:t>
             </w:r>
           </w:p>
         </w:tc>
@@ -1801,7 +1934,7 @@
           </w:tcPr>
           <w:p>
             <w:r>
-              <w:t>360.0</w:t>
+              <w:t>355.0</w:t>
             </w:r>
           </w:p>
         </w:tc>
@@ -1811,7 +1944,7 @@
           </w:tcPr>
           <w:p>
             <w:r>
-              <w:t>1142.0</w:t>
+              <w:t>1145.0</w:t>
             </w:r>
           </w:p>
         </w:tc>
@@ -1821,7 +1954,7 @@
           </w:tcPr>
           <w:p>
             <w:r>
-              <w:t>156.0</w:t>
+              <w:t>153.0</w:t>
             </w:r>
           </w:p>
         </w:tc>
@@ -1831,47 +1964,7 @@
           </w:tcPr>
           <w:p>
             <w:r>
-              <w:t>142.0</w:t>
-            </w:r>
-          </w:p>
-        </w:tc>
-        <w:tc>
-          <w:tcPr>
-            <w:tcW w:type="dxa" w:w="785"/>
-          </w:tcPr>
-          <w:p>
-            <w:r>
-              <w:t>0.717</w:t>
-            </w:r>
-          </w:p>
-        </w:tc>
-        <w:tc>
-          <w:tcPr>
-            <w:tcW w:type="dxa" w:w="785"/>
-          </w:tcPr>
-          <w:p>
-            <w:r>
-              <w:t>0.88</w:t>
-            </w:r>
-          </w:p>
-        </w:tc>
-        <w:tc>
-          <w:tcPr>
-            <w:tcW w:type="dxa" w:w="785"/>
-          </w:tcPr>
-          <w:p>
-            <w:r>
-              <w:t>0.698</w:t>
-            </w:r>
-          </w:p>
-        </w:tc>
-        <w:tc>
-          <w:tcPr>
-            <w:tcW w:type="dxa" w:w="785"/>
-          </w:tcPr>
-          <w:p>
-            <w:r>
-              <w:t>0.889</w:t>
+              <w:t>147.0</w:t>
             </w:r>
           </w:p>
         </w:tc>
@@ -1891,7 +1984,47 @@
           </w:tcPr>
           <w:p>
             <w:r>
-              <w:t>0.834</w:t>
+              <w:t>0.882</w:t>
+            </w:r>
+          </w:p>
+        </w:tc>
+        <w:tc>
+          <w:tcPr>
+            <w:tcW w:type="dxa" w:w="785"/>
+          </w:tcPr>
+          <w:p>
+            <w:r>
+              <w:t>0.699</w:t>
+            </w:r>
+          </w:p>
+        </w:tc>
+        <w:tc>
+          <w:tcPr>
+            <w:tcW w:type="dxa" w:w="785"/>
+          </w:tcPr>
+          <w:p>
+            <w:r>
+              <w:t>0.886</w:t>
+            </w:r>
+          </w:p>
+        </w:tc>
+        <w:tc>
+          <w:tcPr>
+            <w:tcW w:type="dxa" w:w="785"/>
+          </w:tcPr>
+          <w:p>
+            <w:r>
+              <w:t>0.703</w:t>
+            </w:r>
+          </w:p>
+        </w:tc>
+        <w:tc>
+          <w:tcPr>
+            <w:tcW w:type="dxa" w:w="785"/>
+          </w:tcPr>
+          <w:p>
+            <w:r>
+              <w:t>0.833</w:t>
             </w:r>
           </w:p>
         </w:tc>
@@ -1913,7 +2046,7 @@
           </w:tcPr>
           <w:p>
             <w:r>
-              <w:t>313.0</w:t>
+              <w:t>305.0</w:t>
             </w:r>
           </w:p>
         </w:tc>
@@ -1923,7 +2056,7 @@
           </w:tcPr>
           <w:p>
             <w:r>
-              <w:t>1202.0</w:t>
+              <w:t>1203.0</w:t>
             </w:r>
           </w:p>
         </w:tc>
@@ -1933,7 +2066,7 @@
           </w:tcPr>
           <w:p>
             <w:r>
-              <w:t>96.0</w:t>
+              <w:t>95.0</w:t>
             </w:r>
           </w:p>
         </w:tc>
@@ -1943,7 +2076,7 @@
           </w:tcPr>
           <w:p>
             <w:r>
-              <w:t>189.0</w:t>
+              <w:t>197.0</w:t>
             </w:r>
           </w:p>
         </w:tc>
@@ -1953,7 +2086,7 @@
           </w:tcPr>
           <w:p>
             <w:r>
-              <w:t>0.624</w:t>
+              <w:t>0.608</w:t>
             </w:r>
           </w:p>
         </w:tc>
@@ -1963,7 +2096,7 @@
           </w:tcPr>
           <w:p>
             <w:r>
-              <w:t>0.926</w:t>
+              <w:t>0.927</w:t>
             </w:r>
           </w:p>
         </w:tc>
@@ -1973,7 +2106,7 @@
           </w:tcPr>
           <w:p>
             <w:r>
-              <w:t>0.765</w:t>
+              <w:t>0.762</w:t>
             </w:r>
           </w:p>
         </w:tc>
@@ -1983,7 +2116,7 @@
           </w:tcPr>
           <w:p>
             <w:r>
-              <w:t>0.864</w:t>
+              <w:t>0.859</w:t>
             </w:r>
           </w:p>
         </w:tc>
@@ -1993,7 +2126,7 @@
           </w:tcPr>
           <w:p>
             <w:r>
-              <w:t>0.687</w:t>
+              <w:t>0.676</w:t>
             </w:r>
           </w:p>
         </w:tc>
@@ -2003,7 +2136,7 @@
           </w:tcPr>
           <w:p>
             <w:r>
-              <w:t>0.842</w:t>
+              <w:t>0.838</w:t>
             </w:r>
           </w:p>
         </w:tc>
@@ -2025,7 +2158,7 @@
           </w:tcPr>
           <w:p>
             <w:r>
-              <w:t>259.0</w:t>
+              <w:t>254.0</w:t>
             </w:r>
           </w:p>
         </w:tc>
@@ -2035,7 +2168,7 @@
           </w:tcPr>
           <w:p>
             <w:r>
-              <w:t>1242.0</w:t>
+              <w:t>1243.0</w:t>
             </w:r>
           </w:p>
         </w:tc>
@@ -2045,7 +2178,7 @@
           </w:tcPr>
           <w:p>
             <w:r>
-              <w:t>56.0</w:t>
+              <w:t>55.0</w:t>
             </w:r>
           </w:p>
         </w:tc>
@@ -2055,7 +2188,7 @@
           </w:tcPr>
           <w:p>
             <w:r>
-              <w:t>243.0</w:t>
+              <w:t>248.0</w:t>
             </w:r>
           </w:p>
         </w:tc>
@@ -2065,7 +2198,7 @@
           </w:tcPr>
           <w:p>
             <w:r>
-              <w:t>0.516</w:t>
+              <w:t>0.506</w:t>
             </w:r>
           </w:p>
         </w:tc>
@@ -2075,7 +2208,7 @@
           </w:tcPr>
           <w:p>
             <w:r>
-              <w:t>0.957</w:t>
+              <w:t>0.958</w:t>
             </w:r>
           </w:p>
         </w:tc>
@@ -2095,7 +2228,7 @@
           </w:tcPr>
           <w:p>
             <w:r>
-              <w:t>0.836</w:t>
+              <w:t>0.834</w:t>
             </w:r>
           </w:p>
         </w:tc>
@@ -2105,7 +2238,7 @@
           </w:tcPr>
           <w:p>
             <w:r>
-              <w:t>0.634</w:t>
+              <w:t>0.626</w:t>
             </w:r>
           </w:p>
         </w:tc>
@@ -2115,7 +2248,7 @@
           </w:tcPr>
           <w:p>
             <w:r>
-              <w:t>0.834</w:t>
+              <w:t>0.832</w:t>
             </w:r>
           </w:p>
         </w:tc>
@@ -2137,7 +2270,7 @@
           </w:tcPr>
           <w:p>
             <w:r>
-              <w:t>204.0</w:t>
+              <w:t>200.0</w:t>
             </w:r>
           </w:p>
         </w:tc>
@@ -2147,7 +2280,7 @@
           </w:tcPr>
           <w:p>
             <w:r>
-              <w:t>1274.0</w:t>
+              <w:t>1270.0</w:t>
             </w:r>
           </w:p>
         </w:tc>
@@ -2157,7 +2290,7 @@
           </w:tcPr>
           <w:p>
             <w:r>
-              <w:t>24.0</w:t>
+              <w:t>28.0</w:t>
             </w:r>
           </w:p>
         </w:tc>
@@ -2167,7 +2300,7 @@
           </w:tcPr>
           <w:p>
             <w:r>
-              <w:t>298.0</w:t>
+              <w:t>302.0</w:t>
             </w:r>
           </w:p>
         </w:tc>
@@ -2177,7 +2310,7 @@
           </w:tcPr>
           <w:p>
             <w:r>
-              <w:t>0.406</w:t>
+              <w:t>0.398</w:t>
             </w:r>
           </w:p>
         </w:tc>
@@ -2187,7 +2320,7 @@
           </w:tcPr>
           <w:p>
             <w:r>
-              <w:t>0.982</w:t>
+              <w:t>0.978</w:t>
             </w:r>
           </w:p>
         </w:tc>
@@ -2197,7 +2330,7 @@
           </w:tcPr>
           <w:p>
             <w:r>
-              <w:t>0.895</w:t>
+              <w:t>0.877</w:t>
             </w:r>
           </w:p>
         </w:tc>
@@ -2207,7 +2340,7 @@
           </w:tcPr>
           <w:p>
             <w:r>
-              <w:t>0.81</w:t>
+              <w:t>0.808</w:t>
             </w:r>
           </w:p>
         </w:tc>
@@ -2217,7 +2350,7 @@
           </w:tcPr>
           <w:p>
             <w:r>
-              <w:t>0.559</w:t>
+              <w:t>0.548</w:t>
             </w:r>
           </w:p>
         </w:tc>
@@ -2227,7 +2360,7 @@
           </w:tcPr>
           <w:p>
             <w:r>
-              <w:t>0.821</w:t>
+              <w:t>0.817</w:t>
             </w:r>
           </w:p>
         </w:tc>
@@ -2249,7 +2382,7 @@
           </w:tcPr>
           <w:p>
             <w:r>
-              <w:t>150.0</w:t>
+              <w:t>166.0</w:t>
             </w:r>
           </w:p>
         </w:tc>
@@ -2279,7 +2412,7 @@
           </w:tcPr>
           <w:p>
             <w:r>
-              <w:t>352.0</w:t>
+              <w:t>336.0</w:t>
             </w:r>
           </w:p>
         </w:tc>
@@ -2289,7 +2422,7 @@
           </w:tcPr>
           <w:p>
             <w:r>
-              <w:t>0.299</w:t>
+              <w:t>0.331</w:t>
             </w:r>
           </w:p>
         </w:tc>
@@ -2309,7 +2442,7 @@
           </w:tcPr>
           <w:p>
             <w:r>
-              <w:t>0.949</w:t>
+              <w:t>0.954</w:t>
             </w:r>
           </w:p>
         </w:tc>
@@ -2319,7 +2452,7 @@
           </w:tcPr>
           <w:p>
             <w:r>
-              <w:t>0.786</w:t>
+              <w:t>0.793</w:t>
             </w:r>
           </w:p>
         </w:tc>
@@ -2329,7 +2462,7 @@
           </w:tcPr>
           <w:p>
             <w:r>
-              <w:t>0.455</w:t>
+              <w:t>0.491</w:t>
             </w:r>
           </w:p>
         </w:tc>
@@ -2339,7 +2472,7 @@
           </w:tcPr>
           <w:p>
             <w:r>
-              <w:t>0.8</w:t>
+              <w:t>0.809</w:t>
             </w:r>
           </w:p>
         </w:tc>
@@ -2361,7 +2494,7 @@
           </w:tcPr>
           <w:p>
             <w:r>
-              <w:t>78.0</w:t>
+              <w:t>106.0</w:t>
             </w:r>
           </w:p>
         </w:tc>
@@ -2371,7 +2504,37 @@
           </w:tcPr>
           <w:p>
             <w:r>
-              <w:t>1297.0</w:t>
+              <w:t>1298.0</w:t>
+            </w:r>
+          </w:p>
+        </w:tc>
+        <w:tc>
+          <w:tcPr>
+            <w:tcW w:type="dxa" w:w="785"/>
+          </w:tcPr>
+          <w:p>
+            <w:r>
+              <w:t>0.0</w:t>
+            </w:r>
+          </w:p>
+        </w:tc>
+        <w:tc>
+          <w:tcPr>
+            <w:tcW w:type="dxa" w:w="785"/>
+          </w:tcPr>
+          <w:p>
+            <w:r>
+              <w:t>396.0</w:t>
+            </w:r>
+          </w:p>
+        </w:tc>
+        <w:tc>
+          <w:tcPr>
+            <w:tcW w:type="dxa" w:w="785"/>
+          </w:tcPr>
+          <w:p>
+            <w:r>
+              <w:t>0.211</w:t>
             </w:r>
           </w:p>
         </w:tc>
@@ -2391,7 +2554,7 @@
           </w:tcPr>
           <w:p>
             <w:r>
-              <w:t>424.0</w:t>
+              <w:t>1.0</w:t>
             </w:r>
           </w:p>
         </w:tc>
@@ -2401,7 +2564,7 @@
           </w:tcPr>
           <w:p>
             <w:r>
-              <w:t>0.155</w:t>
+              <w:t>0.766</w:t>
             </w:r>
           </w:p>
         </w:tc>
@@ -2411,7 +2574,7 @@
           </w:tcPr>
           <w:p>
             <w:r>
-              <w:t>0.999</w:t>
+              <w:t>0.349</w:t>
             </w:r>
           </w:p>
         </w:tc>
@@ -2421,37 +2584,7 @@
           </w:tcPr>
           <w:p>
             <w:r>
-              <w:t>0.987</w:t>
-            </w:r>
-          </w:p>
-        </w:tc>
-        <w:tc>
-          <w:tcPr>
-            <w:tcW w:type="dxa" w:w="785"/>
-          </w:tcPr>
-          <w:p>
-            <w:r>
-              <w:t>0.754</w:t>
-            </w:r>
-          </w:p>
-        </w:tc>
-        <w:tc>
-          <w:tcPr>
-            <w:tcW w:type="dxa" w:w="785"/>
-          </w:tcPr>
-          <w:p>
-            <w:r>
-              <w:t>0.269</w:t>
-            </w:r>
-          </w:p>
-        </w:tc>
-        <w:tc>
-          <w:tcPr>
-            <w:tcW w:type="dxa" w:w="785"/>
-          </w:tcPr>
-          <w:p>
-            <w:r>
-              <w:t>0.764</w:t>
+              <w:t>0.78</w:t>
             </w:r>
           </w:p>
         </w:tc>
